--- a/docs/specifications/docx/TS-08_Incident_Management_Integration.docx
+++ b/docs/specifications/docx/TS-08_Incident_Management_Integration.docx
@@ -2619,9 +2619,9 @@
         </w:tblBorders>
       </w:tblPr>
       <w:tblGrid>
-        <w:gridCol w:w="2778"/>
-        <w:gridCol w:w="3374"/>
-        <w:gridCol w:w="3486"/>
+        <w:gridCol w:w="2770"/>
+        <w:gridCol w:w="3392"/>
+        <w:gridCol w:w="3476"/>
       </w:tblGrid>
       <w:tr>
         <w:trPr>
@@ -2630,7 +2630,7 @@
         </w:trPr>
         <w:tc>
           <w:tcPr>
-            <w:tcW w:type="dxa" w:w="2778"/>
+            <w:tcW w:type="dxa" w:w="2770"/>
             <w:tcBorders>
               <w:top w:val="single" w:color="BFC9D4" w:sz="4"/>
               <w:left w:val="single" w:color="BFC9D4" w:sz="4"/>
@@ -2663,7 +2663,7 @@
         </w:tc>
         <w:tc>
           <w:tcPr>
-            <w:tcW w:type="dxa" w:w="3374"/>
+            <w:tcW w:type="dxa" w:w="3392"/>
             <w:tcBorders>
               <w:top w:val="single" w:color="BFC9D4" w:sz="4"/>
               <w:left w:val="single" w:color="BFC9D4" w:sz="4"/>
@@ -2696,7 +2696,7 @@
         </w:tc>
         <w:tc>
           <w:tcPr>
-            <w:tcW w:type="dxa" w:w="3486"/>
+            <w:tcW w:type="dxa" w:w="3476"/>
             <w:tcBorders>
               <w:top w:val="single" w:color="BFC9D4" w:sz="4"/>
               <w:left w:val="single" w:color="BFC9D4" w:sz="4"/>
@@ -2735,7 +2735,7 @@
         </w:trPr>
         <w:tc>
           <w:tcPr>
-            <w:tcW w:type="dxa" w:w="2778"/>
+            <w:tcW w:type="dxa" w:w="2770"/>
             <w:tcBorders>
               <w:top w:val="single" w:color="BFC9D4" w:sz="4"/>
               <w:left w:val="single" w:color="BFC9D4" w:sz="4"/>
@@ -2766,7 +2766,7 @@
         </w:tc>
         <w:tc>
           <w:tcPr>
-            <w:tcW w:type="dxa" w:w="3374"/>
+            <w:tcW w:type="dxa" w:w="3392"/>
             <w:tcBorders>
               <w:top w:val="single" w:color="BFC9D4" w:sz="4"/>
               <w:left w:val="single" w:color="BFC9D4" w:sz="4"/>
@@ -2797,7 +2797,7 @@
         </w:tc>
         <w:tc>
           <w:tcPr>
-            <w:tcW w:type="dxa" w:w="3486"/>
+            <w:tcW w:type="dxa" w:w="3476"/>
             <w:tcBorders>
               <w:top w:val="single" w:color="BFC9D4" w:sz="4"/>
               <w:left w:val="single" w:color="BFC9D4" w:sz="4"/>
@@ -2832,7 +2832,7 @@
         </w:trPr>
         <w:tc>
           <w:tcPr>
-            <w:tcW w:type="dxa" w:w="2778"/>
+            <w:tcW w:type="dxa" w:w="2770"/>
             <w:tcBorders>
               <w:top w:val="single" w:color="BFC9D4" w:sz="4"/>
               <w:left w:val="single" w:color="BFC9D4" w:sz="4"/>
@@ -2864,7 +2864,7 @@
         </w:tc>
         <w:tc>
           <w:tcPr>
-            <w:tcW w:type="dxa" w:w="3374"/>
+            <w:tcW w:type="dxa" w:w="3392"/>
             <w:tcBorders>
               <w:top w:val="single" w:color="BFC9D4" w:sz="4"/>
               <w:left w:val="single" w:color="BFC9D4" w:sz="4"/>
@@ -2896,7 +2896,7 @@
         </w:tc>
         <w:tc>
           <w:tcPr>
-            <w:tcW w:type="dxa" w:w="3486"/>
+            <w:tcW w:type="dxa" w:w="3476"/>
             <w:tcBorders>
               <w:top w:val="single" w:color="BFC9D4" w:sz="4"/>
               <w:left w:val="single" w:color="BFC9D4" w:sz="4"/>
@@ -2932,7 +2932,7 @@
         </w:trPr>
         <w:tc>
           <w:tcPr>
-            <w:tcW w:type="dxa" w:w="2778"/>
+            <w:tcW w:type="dxa" w:w="2770"/>
             <w:tcBorders>
               <w:top w:val="single" w:color="BFC9D4" w:sz="4"/>
               <w:left w:val="single" w:color="BFC9D4" w:sz="4"/>
@@ -2970,7 +2970,7 @@
         </w:tc>
         <w:tc>
           <w:tcPr>
-            <w:tcW w:type="dxa" w:w="3374"/>
+            <w:tcW w:type="dxa" w:w="3392"/>
             <w:tcBorders>
               <w:top w:val="single" w:color="BFC9D4" w:sz="4"/>
               <w:left w:val="single" w:color="BFC9D4" w:sz="4"/>
@@ -3001,7 +3001,7 @@
         </w:tc>
         <w:tc>
           <w:tcPr>
-            <w:tcW w:type="dxa" w:w="3486"/>
+            <w:tcW w:type="dxa" w:w="3476"/>
             <w:tcBorders>
               <w:top w:val="single" w:color="BFC9D4" w:sz="4"/>
               <w:left w:val="single" w:color="BFC9D4" w:sz="4"/>
@@ -3029,7 +3029,7 @@
         </w:trPr>
         <w:tc>
           <w:tcPr>
-            <w:tcW w:type="dxa" w:w="2778"/>
+            <w:tcW w:type="dxa" w:w="2770"/>
             <w:tcBorders>
               <w:top w:val="single" w:color="BFC9D4" w:sz="4"/>
               <w:left w:val="single" w:color="BFC9D4" w:sz="4"/>
@@ -3059,7 +3059,7 @@
         </w:tc>
         <w:tc>
           <w:tcPr>
-            <w:tcW w:type="dxa" w:w="3374"/>
+            <w:tcW w:type="dxa" w:w="3392"/>
             <w:tcBorders>
               <w:top w:val="single" w:color="BFC9D4" w:sz="4"/>
               <w:left w:val="single" w:color="BFC9D4" w:sz="4"/>
@@ -3123,7 +3123,7 @@
         </w:tc>
         <w:tc>
           <w:tcPr>
-            <w:tcW w:type="dxa" w:w="3486"/>
+            <w:tcW w:type="dxa" w:w="3476"/>
             <w:tcBorders>
               <w:top w:val="single" w:color="BFC9D4" w:sz="4"/>
               <w:left w:val="single" w:color="BFC9D4" w:sz="4"/>
@@ -3159,7 +3159,7 @@
         </w:trPr>
         <w:tc>
           <w:tcPr>
-            <w:tcW w:type="dxa" w:w="2778"/>
+            <w:tcW w:type="dxa" w:w="2770"/>
             <w:tcBorders>
               <w:top w:val="single" w:color="BFC9D4" w:sz="4"/>
               <w:left w:val="single" w:color="BFC9D4" w:sz="4"/>
@@ -3188,7 +3188,7 @@
         </w:tc>
         <w:tc>
           <w:tcPr>
-            <w:tcW w:type="dxa" w:w="3374"/>
+            <w:tcW w:type="dxa" w:w="3392"/>
             <w:tcBorders>
               <w:top w:val="single" w:color="BFC9D4" w:sz="4"/>
               <w:left w:val="single" w:color="BFC9D4" w:sz="4"/>
@@ -3219,7 +3219,7 @@
         </w:tc>
         <w:tc>
           <w:tcPr>
-            <w:tcW w:type="dxa" w:w="3486"/>
+            <w:tcW w:type="dxa" w:w="3476"/>
             <w:tcBorders>
               <w:top w:val="single" w:color="BFC9D4" w:sz="4"/>
               <w:left w:val="single" w:color="BFC9D4" w:sz="4"/>
@@ -3254,7 +3254,7 @@
         </w:trPr>
         <w:tc>
           <w:tcPr>
-            <w:tcW w:type="dxa" w:w="2778"/>
+            <w:tcW w:type="dxa" w:w="2770"/>
             <w:tcBorders>
               <w:top w:val="single" w:color="BFC9D4" w:sz="4"/>
               <w:left w:val="single" w:color="BFC9D4" w:sz="4"/>
@@ -3284,7 +3284,7 @@
         </w:tc>
         <w:tc>
           <w:tcPr>
-            <w:tcW w:type="dxa" w:w="3374"/>
+            <w:tcW w:type="dxa" w:w="3392"/>
             <w:tcBorders>
               <w:top w:val="single" w:color="BFC9D4" w:sz="4"/>
               <w:left w:val="single" w:color="BFC9D4" w:sz="4"/>
@@ -3339,7 +3339,7 @@
         </w:tc>
         <w:tc>
           <w:tcPr>
-            <w:tcW w:type="dxa" w:w="3486"/>
+            <w:tcW w:type="dxa" w:w="3476"/>
             <w:tcBorders>
               <w:top w:val="single" w:color="BFC9D4" w:sz="4"/>
               <w:left w:val="single" w:color="BFC9D4" w:sz="4"/>
@@ -3368,7 +3368,7 @@
         </w:trPr>
         <w:tc>
           <w:tcPr>
-            <w:tcW w:type="dxa" w:w="2778"/>
+            <w:tcW w:type="dxa" w:w="2770"/>
             <w:tcBorders>
               <w:top w:val="single" w:color="BFC9D4" w:sz="4"/>
               <w:left w:val="single" w:color="BFC9D4" w:sz="4"/>
@@ -3397,7 +3397,7 @@
         </w:tc>
         <w:tc>
           <w:tcPr>
-            <w:tcW w:type="dxa" w:w="3374"/>
+            <w:tcW w:type="dxa" w:w="3392"/>
             <w:tcBorders>
               <w:top w:val="single" w:color="BFC9D4" w:sz="4"/>
               <w:left w:val="single" w:color="BFC9D4" w:sz="4"/>
@@ -3428,7 +3428,7 @@
         </w:tc>
         <w:tc>
           <w:tcPr>
-            <w:tcW w:type="dxa" w:w="3486"/>
+            <w:tcW w:type="dxa" w:w="3476"/>
             <w:tcBorders>
               <w:top w:val="single" w:color="BFC9D4" w:sz="4"/>
               <w:left w:val="single" w:color="BFC9D4" w:sz="4"/>
@@ -3463,7 +3463,7 @@
         </w:trPr>
         <w:tc>
           <w:tcPr>
-            <w:tcW w:type="dxa" w:w="2778"/>
+            <w:tcW w:type="dxa" w:w="2770"/>
             <w:tcBorders>
               <w:top w:val="single" w:color="BFC9D4" w:sz="4"/>
               <w:left w:val="single" w:color="BFC9D4" w:sz="4"/>
@@ -3493,7 +3493,7 @@
         </w:tc>
         <w:tc>
           <w:tcPr>
-            <w:tcW w:type="dxa" w:w="3374"/>
+            <w:tcW w:type="dxa" w:w="3392"/>
             <w:tcBorders>
               <w:top w:val="single" w:color="BFC9D4" w:sz="4"/>
               <w:left w:val="single" w:color="BFC9D4" w:sz="4"/>
@@ -3532,7 +3532,7 @@
         </w:tc>
         <w:tc>
           <w:tcPr>
-            <w:tcW w:type="dxa" w:w="3486"/>
+            <w:tcW w:type="dxa" w:w="3476"/>
             <w:tcBorders>
               <w:top w:val="single" w:color="BFC9D4" w:sz="4"/>
               <w:left w:val="single" w:color="BFC9D4" w:sz="4"/>
@@ -3584,7 +3584,7 @@
         </w:trPr>
         <w:tc>
           <w:tcPr>
-            <w:tcW w:type="dxa" w:w="2778"/>
+            <w:tcW w:type="dxa" w:w="2770"/>
             <w:tcBorders>
               <w:top w:val="single" w:color="BFC9D4" w:sz="4"/>
               <w:left w:val="single" w:color="BFC9D4" w:sz="4"/>
@@ -3615,7 +3615,7 @@
         </w:tc>
         <w:tc>
           <w:tcPr>
-            <w:tcW w:type="dxa" w:w="3374"/>
+            <w:tcW w:type="dxa" w:w="3392"/>
             <w:tcBorders>
               <w:top w:val="single" w:color="BFC9D4" w:sz="4"/>
               <w:left w:val="single" w:color="BFC9D4" w:sz="4"/>
@@ -3653,7 +3653,7 @@
         </w:tc>
         <w:tc>
           <w:tcPr>
-            <w:tcW w:type="dxa" w:w="3486"/>
+            <w:tcW w:type="dxa" w:w="3476"/>
             <w:tcBorders>
               <w:top w:val="single" w:color="BFC9D4" w:sz="4"/>
               <w:left w:val="single" w:color="BFC9D4" w:sz="4"/>
@@ -3688,7 +3688,7 @@
         </w:trPr>
         <w:tc>
           <w:tcPr>
-            <w:tcW w:type="dxa" w:w="2778"/>
+            <w:tcW w:type="dxa" w:w="2770"/>
             <w:tcBorders>
               <w:top w:val="single" w:color="BFC9D4" w:sz="4"/>
               <w:left w:val="single" w:color="BFC9D4" w:sz="4"/>
@@ -3718,7 +3718,7 @@
         </w:tc>
         <w:tc>
           <w:tcPr>
-            <w:tcW w:type="dxa" w:w="3374"/>
+            <w:tcW w:type="dxa" w:w="3392"/>
             <w:tcBorders>
               <w:top w:val="single" w:color="BFC9D4" w:sz="4"/>
               <w:left w:val="single" w:color="BFC9D4" w:sz="4"/>
@@ -3792,13 +3792,13 @@
                 <w:sz w:val="18"/>
                 <w:szCs w:val="18"/>
               </w:rPr>
-              <w:t xml:space="preserve">pdd</w:t>
-            </w:r>
-          </w:p>
-        </w:tc>
-        <w:tc>
-          <w:tcPr>
-            <w:tcW w:type="dxa" w:w="3486"/>
+              <w:t xml:space="preserve">pidd</w:t>
+            </w:r>
+          </w:p>
+        </w:tc>
+        <w:tc>
+          <w:tcPr>
+            <w:tcW w:type="dxa" w:w="3476"/>
             <w:tcBorders>
               <w:top w:val="single" w:color="BFC9D4" w:sz="4"/>
               <w:left w:val="single" w:color="BFC9D4" w:sz="4"/>
